--- a/data/discovery/stakeholder-requests/2026-08-08-rui-bastos.docx
+++ b/data/discovery/stakeholder-requests/2026-08-08-rui-bastos.docx
@@ -23,12 +23,12 @@
     <w:p/>
     <w:p>
       <w:r>
-        <w:t>Please do not widen the pilot until the share of proposals needing human review is coming down.</w:t>
+        <w:t>Please do not widen the pilot until the share of suggestions needing human review is coming down.</w:t>
       </w:r>
     </w:p>
     <w:p>
       <w:r>
-        <w:t>Right now every additional account adds review load to the same six engineers. Deflection going up does not help me if the proposals that were not deflected still land in the same queue.</w:t>
+        <w:t>Right now every additional account adds review load to the same six engineers. Self-service going up does not help me if the suggestions that were not self-served still land in the same queue.</w:t>
       </w:r>
     </w:p>
     <w:p>
